--- a/modelos/procuracao.docx
+++ b/modelos/procuracao.docx
@@ -1,6 +1,6 @@
 
 <file path=word/document.xml><?xml version="1.0" encoding="utf-8"?>
-<w:document xmlns:wpc="http://schemas.microsoft.com/office/word/2010/wordprocessingCanvas" xmlns:cx="http://schemas.microsoft.com/office/drawing/2014/chartex" xmlns:mc="http://schemas.openxmlformats.org/markup-compatibility/2006" xmlns:o="urn:schemas-microsoft-com:office:office" xmlns:r="http://schemas.openxmlformats.org/officeDocument/2006/relationships" xmlns:m="http://schemas.openxmlformats.org/officeDocument/2006/math" xmlns:v="urn:schemas-microsoft-com:vml" xmlns:wp14="http://schemas.microsoft.com/office/word/2010/wordprocessingDrawing" xmlns:wp="http://schemas.openxmlformats.org/drawingml/2006/wordprocessingDrawing" xmlns:w10="urn:schemas-microsoft-com:office:word" xmlns:w="http://schemas.openxmlformats.org/wordprocessingml/2006/main" xmlns:w14="http://schemas.microsoft.com/office/word/2010/wordml" xmlns:w15="http://schemas.microsoft.com/office/word/2012/wordml" xmlns:w16se="http://schemas.microsoft.com/office/word/2015/wordml/symex" xmlns:wpg="http://schemas.microsoft.com/office/word/2010/wordprocessingGroup" xmlns:wpi="http://schemas.microsoft.com/office/word/2010/wordprocessingInk" xmlns:wne="http://schemas.microsoft.com/office/word/2006/wordml" xmlns:wps="http://schemas.microsoft.com/office/word/2010/wordprocessingShape" mc:Ignorable="w14 w15 w16se wp14">
+<w:document xmlns:wpc="http://schemas.microsoft.com/office/word/2010/wordprocessingCanvas" xmlns:cx="http://schemas.microsoft.com/office/drawing/2014/chartex" xmlns:cx1="http://schemas.microsoft.com/office/drawing/2015/9/8/chartex" xmlns:cx2="http://schemas.microsoft.com/office/drawing/2015/10/21/chartex" xmlns:cx3="http://schemas.microsoft.com/office/drawing/2016/5/9/chartex" xmlns:cx4="http://schemas.microsoft.com/office/drawing/2016/5/10/chartex" xmlns:cx5="http://schemas.microsoft.com/office/drawing/2016/5/11/chartex" xmlns:cx6="http://schemas.microsoft.com/office/drawing/2016/5/12/chartex" xmlns:cx7="http://schemas.microsoft.com/office/drawing/2016/5/13/chartex" xmlns:cx8="http://schemas.microsoft.com/office/drawing/2016/5/14/chartex" xmlns:mc="http://schemas.openxmlformats.org/markup-compatibility/2006" xmlns:aink="http://schemas.microsoft.com/office/drawing/2016/ink" xmlns:am3d="http://schemas.microsoft.com/office/drawing/2017/model3d" xmlns:o="urn:schemas-microsoft-com:office:office" xmlns:oel="http://schemas.microsoft.com/office/2019/extlst" xmlns:r="http://schemas.openxmlformats.org/officeDocument/2006/relationships" xmlns:m="http://schemas.openxmlformats.org/officeDocument/2006/math" xmlns:v="urn:schemas-microsoft-com:vml" xmlns:wp14="http://schemas.microsoft.com/office/word/2010/wordprocessingDrawing" xmlns:wp="http://schemas.openxmlformats.org/drawingml/2006/wordprocessingDrawing" xmlns:w10="urn:schemas-microsoft-com:office:word" xmlns:w="http://schemas.openxmlformats.org/wordprocessingml/2006/main" xmlns:w14="http://schemas.microsoft.com/office/word/2010/wordml" xmlns:w15="http://schemas.microsoft.com/office/word/2012/wordml" xmlns:w16cex="http://schemas.microsoft.com/office/word/2018/wordml/cex" xmlns:w16cid="http://schemas.microsoft.com/office/word/2016/wordml/cid" xmlns:w16="http://schemas.microsoft.com/office/word/2018/wordml" xmlns:w16du="http://schemas.microsoft.com/office/word/2023/wordml/word16du" xmlns:w16sdtdh="http://schemas.microsoft.com/office/word/2020/wordml/sdtdatahash" xmlns:w16sdtfl="http://schemas.microsoft.com/office/word/2024/wordml/sdtformatlock" xmlns:w16se="http://schemas.microsoft.com/office/word/2015/wordml/symex" xmlns:wpg="http://schemas.microsoft.com/office/word/2010/wordprocessingGroup" xmlns:wpi="http://schemas.microsoft.com/office/word/2010/wordprocessingInk" xmlns:wne="http://schemas.microsoft.com/office/word/2006/wordml" xmlns:wps="http://schemas.microsoft.com/office/word/2010/wordprocessingShape" mc:Ignorable="w14 w15 w16se w16cid w16 w16cex w16sdtdh w16sdtfl w16du wp14">
   <w:body>
     <w:p>
       <w:pPr>
@@ -90,7 +90,6 @@
         </w:rPr>
         <w:t xml:space="preserve">OUTORGANTE: </w:t>
       </w:r>
-      <w:bookmarkStart w:id="0" w:name="_GoBack"/>
       <w:r>
         <w:rPr>
           <w:b/>
@@ -113,31 +112,75 @@
           <w:sz w:val="20"/>
           <w:szCs w:val="20"/>
         </w:rPr>
-        <w:t>{{cidadania</w:t>
-      </w:r>
-      <w:proofErr w:type="gramStart"/>
+        <w:t>{{cidadania}}</w:t>
+      </w:r>
+      <w:r>
+        <w:rPr>
+          <w:sz w:val="20"/>
+          <w:szCs w:val="20"/>
+        </w:rPr>
+        <w:t>(a)</w:t>
+      </w:r>
+      <w:r>
+        <w:rPr>
+          <w:sz w:val="20"/>
+          <w:szCs w:val="20"/>
+        </w:rPr>
+        <w:t xml:space="preserve">, </w:t>
+      </w:r>
       <w:r>
         <w:rPr>
           <w:color w:val="FF0000"/>
           <w:sz w:val="20"/>
           <w:szCs w:val="20"/>
         </w:rPr>
-        <w:t>}}</w:t>
-      </w:r>
-      <w:r>
-        <w:rPr>
-          <w:sz w:val="20"/>
-          <w:szCs w:val="20"/>
-        </w:rPr>
-        <w:t>(</w:t>
-      </w:r>
-      <w:proofErr w:type="gramEnd"/>
-      <w:r>
-        <w:rPr>
-          <w:sz w:val="20"/>
-          <w:szCs w:val="20"/>
-        </w:rPr>
-        <w:t>a)</w:t>
+        <w:t>{{estado_civil}}</w:t>
+      </w:r>
+      <w:r>
+        <w:rPr>
+          <w:sz w:val="20"/>
+          <w:szCs w:val="20"/>
+        </w:rPr>
+        <w:t>(a)</w:t>
+      </w:r>
+      <w:r>
+        <w:rPr>
+          <w:color w:val="222222"/>
+          <w:sz w:val="20"/>
+          <w:szCs w:val="20"/>
+        </w:rPr>
+        <w:t xml:space="preserve">, portador(a) do CPF nº </w:t>
+      </w:r>
+      <w:r>
+        <w:rPr>
+          <w:color w:val="FF0000"/>
+          <w:sz w:val="20"/>
+          <w:szCs w:val="20"/>
+        </w:rPr>
+        <w:t>{{CPF}}</w:t>
+      </w:r>
+      <w:r>
+        <w:rPr>
+          <w:color w:val="222222"/>
+          <w:sz w:val="20"/>
+          <w:szCs w:val="20"/>
+        </w:rPr>
+        <w:t xml:space="preserve">, residente e domiciliado(a) na </w:t>
+      </w:r>
+      <w:r>
+        <w:rPr>
+          <w:sz w:val="20"/>
+          <w:szCs w:val="20"/>
+        </w:rPr>
+        <w:t xml:space="preserve">a </w:t>
+      </w:r>
+      <w:r>
+        <w:rPr>
+          <w:color w:val="FF0000"/>
+          <w:sz w:val="20"/>
+          <w:szCs w:val="20"/>
+        </w:rPr>
+        <w:t>{{rua}}</w:t>
       </w:r>
       <w:r>
         <w:rPr>
@@ -152,48 +195,44 @@
           <w:sz w:val="20"/>
           <w:szCs w:val="20"/>
         </w:rPr>
-        <w:t>{{</w:t>
-      </w:r>
-      <w:proofErr w:type="spellStart"/>
+        <w:t>{{numero}}</w:t>
+      </w:r>
+      <w:r>
+        <w:rPr>
+          <w:sz w:val="20"/>
+          <w:szCs w:val="20"/>
+        </w:rPr>
+        <w:t xml:space="preserve">, </w:t>
+      </w:r>
       <w:r>
         <w:rPr>
           <w:color w:val="FF0000"/>
           <w:sz w:val="20"/>
           <w:szCs w:val="20"/>
         </w:rPr>
-        <w:t>estado_civil</w:t>
-      </w:r>
-      <w:proofErr w:type="spellEnd"/>
+        <w:t>{{complemento1}}</w:t>
+      </w:r>
+      <w:r>
+        <w:rPr>
+          <w:sz w:val="20"/>
+          <w:szCs w:val="20"/>
+        </w:rPr>
+        <w:t xml:space="preserve"> bairro </w:t>
+      </w:r>
       <w:r>
         <w:rPr>
           <w:color w:val="FF0000"/>
           <w:sz w:val="20"/>
           <w:szCs w:val="20"/>
         </w:rPr>
-        <w:t>}}</w:t>
-      </w:r>
-      <w:r>
-        <w:rPr>
-          <w:sz w:val="20"/>
-          <w:szCs w:val="20"/>
-        </w:rPr>
-        <w:t>(a)</w:t>
-      </w:r>
-      <w:r>
-        <w:rPr>
-          <w:color w:val="222222"/>
-          <w:sz w:val="20"/>
-          <w:szCs w:val="20"/>
-        </w:rPr>
-        <w:t xml:space="preserve">, </w:t>
-      </w:r>
-      <w:r>
-        <w:rPr>
-          <w:color w:val="222222"/>
-          <w:sz w:val="20"/>
-          <w:szCs w:val="20"/>
-        </w:rPr>
-        <w:t xml:space="preserve">portador(a) do CPF nº </w:t>
+        <w:t>{{bairro}}</w:t>
+      </w:r>
+      <w:r>
+        <w:rPr>
+          <w:sz w:val="20"/>
+          <w:szCs w:val="20"/>
+        </w:rPr>
+        <w:t xml:space="preserve">, na cidade </w:t>
       </w:r>
       <w:r>
         <w:rPr>
@@ -201,22 +240,14 @@
           <w:sz w:val="20"/>
           <w:szCs w:val="20"/>
         </w:rPr>
-        <w:t>{{CPF}}</w:t>
-      </w:r>
-      <w:r>
-        <w:rPr>
-          <w:color w:val="222222"/>
-          <w:sz w:val="20"/>
-          <w:szCs w:val="20"/>
-        </w:rPr>
-        <w:t xml:space="preserve">, residente e domiciliado(a) na </w:t>
-      </w:r>
-      <w:r>
-        <w:rPr>
-          <w:sz w:val="20"/>
-          <w:szCs w:val="20"/>
-        </w:rPr>
-        <w:t xml:space="preserve">a </w:t>
+        <w:t>{{cidade}}</w:t>
+      </w:r>
+      <w:r>
+        <w:rPr>
+          <w:sz w:val="20"/>
+          <w:szCs w:val="20"/>
+        </w:rPr>
+        <w:t>/</w:t>
       </w:r>
       <w:r>
         <w:rPr>
@@ -224,14 +255,14 @@
           <w:sz w:val="20"/>
           <w:szCs w:val="20"/>
         </w:rPr>
-        <w:t>{{rua}}</w:t>
-      </w:r>
-      <w:r>
-        <w:rPr>
-          <w:sz w:val="20"/>
-          <w:szCs w:val="20"/>
-        </w:rPr>
-        <w:t xml:space="preserve">, </w:t>
+        <w:t>{{estado}}</w:t>
+      </w:r>
+      <w:r>
+        <w:rPr>
+          <w:sz w:val="20"/>
+          <w:szCs w:val="20"/>
+        </w:rPr>
+        <w:t xml:space="preserve">, CEP </w:t>
       </w:r>
       <w:r>
         <w:rPr>
@@ -239,14 +270,14 @@
           <w:sz w:val="20"/>
           <w:szCs w:val="20"/>
         </w:rPr>
-        <w:t>{{numero}}</w:t>
-      </w:r>
-      <w:r>
-        <w:rPr>
-          <w:sz w:val="20"/>
-          <w:szCs w:val="20"/>
-        </w:rPr>
-        <w:t xml:space="preserve">, </w:t>
+        <w:t>{{CEP}}</w:t>
+      </w:r>
+      <w:r>
+        <w:rPr>
+          <w:sz w:val="20"/>
+          <w:szCs w:val="20"/>
+        </w:rPr>
+        <w:t xml:space="preserve">, com endereço eletrônico </w:t>
       </w:r>
       <w:r>
         <w:rPr>
@@ -254,117 +285,8 @@
           <w:sz w:val="20"/>
           <w:szCs w:val="20"/>
         </w:rPr>
-        <w:t>{{complemento1}}</w:t>
-      </w:r>
-      <w:r>
-        <w:rPr>
-          <w:sz w:val="20"/>
-          <w:szCs w:val="20"/>
-        </w:rPr>
-        <w:t xml:space="preserve">, </w:t>
-      </w:r>
-      <w:r>
-        <w:rPr>
-          <w:color w:val="FF0000"/>
-          <w:sz w:val="20"/>
-          <w:szCs w:val="20"/>
-        </w:rPr>
-        <w:t>{{complemento2}}</w:t>
-      </w:r>
-      <w:r>
-        <w:rPr>
-          <w:sz w:val="20"/>
-          <w:szCs w:val="20"/>
-        </w:rPr>
-        <w:t xml:space="preserve">, bairro </w:t>
-      </w:r>
-      <w:r>
-        <w:rPr>
-          <w:color w:val="FF0000"/>
-          <w:sz w:val="20"/>
-          <w:szCs w:val="20"/>
-        </w:rPr>
-        <w:t>{{bairro}}</w:t>
-      </w:r>
-      <w:r>
-        <w:rPr>
-          <w:sz w:val="20"/>
-          <w:szCs w:val="20"/>
-        </w:rPr>
-        <w:t xml:space="preserve">, na cidade </w:t>
-      </w:r>
-      <w:r>
-        <w:rPr>
-          <w:color w:val="FF0000"/>
-          <w:sz w:val="20"/>
-          <w:szCs w:val="20"/>
-        </w:rPr>
-        <w:t>{{cidade}}</w:t>
-      </w:r>
-      <w:r>
-        <w:rPr>
-          <w:sz w:val="20"/>
-          <w:szCs w:val="20"/>
-        </w:rPr>
-        <w:t>/</w:t>
-      </w:r>
-      <w:r>
-        <w:rPr>
-          <w:color w:val="FF0000"/>
-          <w:sz w:val="20"/>
-          <w:szCs w:val="20"/>
-        </w:rPr>
-        <w:t>{{estado}}</w:t>
-      </w:r>
-      <w:r>
-        <w:rPr>
-          <w:sz w:val="20"/>
-          <w:szCs w:val="20"/>
-        </w:rPr>
-        <w:t xml:space="preserve">, CEP </w:t>
-      </w:r>
-      <w:r>
-        <w:rPr>
-          <w:color w:val="FF0000"/>
-          <w:sz w:val="20"/>
-          <w:szCs w:val="20"/>
-        </w:rPr>
-        <w:t>{{CEP}}</w:t>
-      </w:r>
-      <w:r>
-        <w:rPr>
-          <w:sz w:val="20"/>
-          <w:szCs w:val="20"/>
-        </w:rPr>
-        <w:t xml:space="preserve">, com endereço eletrônico </w:t>
-      </w:r>
-      <w:r>
-        <w:rPr>
-          <w:color w:val="FF0000"/>
-          <w:sz w:val="20"/>
-          <w:szCs w:val="20"/>
-        </w:rPr>
-        <w:t>{{</w:t>
-      </w:r>
-      <w:proofErr w:type="spellStart"/>
-      <w:r>
-        <w:rPr>
-          <w:color w:val="FF0000"/>
-          <w:sz w:val="20"/>
-          <w:szCs w:val="20"/>
-        </w:rPr>
-        <w:t>email</w:t>
-      </w:r>
-      <w:proofErr w:type="spellEnd"/>
-      <w:r>
-        <w:rPr>
-          <w:color w:val="FF0000"/>
-          <w:sz w:val="20"/>
-          <w:szCs w:val="20"/>
-        </w:rPr>
-        <w:t>}}</w:t>
-      </w:r>
-      <w:bookmarkEnd w:id="0"/>
+        <w:t>{{email}}</w:t>
+      </w:r>
       <w:r>
         <w:rPr>
           <w:color w:val="222222"/>
@@ -419,25 +341,16 @@
           <w:szCs w:val="20"/>
         </w:rPr>
       </w:pPr>
-      <w:bookmarkStart w:id="1" w:name="_heading=h.f0l13fi4sb7f" w:colFirst="0" w:colLast="0"/>
-      <w:bookmarkEnd w:id="1"/>
-      <w:r>
-        <w:rPr>
-          <w:b/>
-          <w:color w:val="222222"/>
-          <w:sz w:val="20"/>
-          <w:szCs w:val="20"/>
-        </w:rPr>
-        <w:t>OUTORGADOS: (1) GUIL</w:t>
-      </w:r>
-      <w:r>
-        <w:rPr>
-          <w:b/>
-          <w:color w:val="222222"/>
-          <w:sz w:val="20"/>
-          <w:szCs w:val="20"/>
-        </w:rPr>
-        <w:t>HERME ESTEVES DOS SANTOS MORAES</w:t>
+      <w:bookmarkStart w:id="0" w:name="_heading=h.f0l13fi4sb7f" w:colFirst="0" w:colLast="0"/>
+      <w:bookmarkEnd w:id="0"/>
+      <w:r>
+        <w:rPr>
+          <w:b/>
+          <w:color w:val="222222"/>
+          <w:sz w:val="20"/>
+          <w:szCs w:val="20"/>
+        </w:rPr>
+        <w:t>OUTORGADOS: (1) GUILHERME ESTEVES DOS SANTOS MORAES</w:t>
       </w:r>
       <w:r>
         <w:rPr>
@@ -462,15 +375,7 @@
           <w:sz w:val="20"/>
           <w:szCs w:val="20"/>
         </w:rPr>
-        <w:t xml:space="preserve">, brasileiro, solteiro, advogado, inscrito no CPF sob </w:t>
-      </w:r>
-      <w:r>
-        <w:rPr>
-          <w:color w:val="222222"/>
-          <w:sz w:val="20"/>
-          <w:szCs w:val="20"/>
-        </w:rPr>
-        <w:t xml:space="preserve">o n.º 421.333.878-97, inscrito na OAB/SP sob o n.º 476.857; </w:t>
+        <w:t xml:space="preserve">, brasileiro, solteiro, advogado, inscrito no CPF sob o n.º 421.333.878-97, inscrito na OAB/SP sob o n.º 476.857; </w:t>
       </w:r>
       <w:r>
         <w:rPr>
@@ -504,15 +409,7 @@
           <w:sz w:val="20"/>
           <w:szCs w:val="20"/>
         </w:rPr>
-        <w:t>, brasileiro, solteir</w:t>
-      </w:r>
-      <w:r>
-        <w:rPr>
-          <w:color w:val="222222"/>
-          <w:sz w:val="20"/>
-          <w:szCs w:val="20"/>
-        </w:rPr>
-        <w:t xml:space="preserve">o, advogado, inscrito no CPF sob o n.º 391.025.468-33, inscrito na OAB/SP sob o n.º 527.185;  </w:t>
+        <w:t xml:space="preserve">, brasileiro, solteiro, advogado, inscrito no CPF sob o n.º 391.025.468-33, inscrito na OAB/SP sob o n.º 527.185;  </w:t>
       </w:r>
       <w:r>
         <w:rPr>
@@ -546,15 +443,7 @@
           <w:sz w:val="20"/>
           <w:szCs w:val="20"/>
         </w:rPr>
-        <w:t xml:space="preserve">, sociedade de advogados inscrita sob o CNPJ n° 55.164.457/0001-23, localizada à Rua José </w:t>
-      </w:r>
-      <w:r>
-        <w:rPr>
-          <w:color w:val="222222"/>
-          <w:sz w:val="20"/>
-          <w:szCs w:val="20"/>
-        </w:rPr>
-        <w:t>Martins de Barros, n.º 636, Bairro Santa Cruz, na cidade de Batatais/SP, CEP 14.305-026 e com endereço eletrônico guilhermeesmoraesadv@gmail.com.</w:t>
+        <w:t>, sociedade de advogados inscrita sob o CNPJ n° 55.164.457/0001-23, localizada à Rua José Martins de Barros, n.º 636, Bairro Santa Cruz, na cidade de Batatais/SP, CEP 14.305-026 e com endereço eletrônico guilhermeesmoraesadv@gmail.com.</w:t>
       </w:r>
     </w:p>
     <w:p>
@@ -600,15 +489,7 @@
           <w:sz w:val="20"/>
           <w:szCs w:val="20"/>
         </w:rPr>
-        <w:t>Por este instrumento particular de mandato, nomeio e constituo como meus procuradores os advogados acima qual</w:t>
-      </w:r>
-      <w:r>
-        <w:rPr>
-          <w:color w:val="222222"/>
-          <w:sz w:val="20"/>
-          <w:szCs w:val="20"/>
-        </w:rPr>
-        <w:t>ificados, aos quais confiro</w:t>
+        <w:t>Por este instrumento particular de mandato, nomeio e constituo como meus procuradores os advogados acima qualificados, aos quais confiro</w:t>
       </w:r>
       <w:r>
         <w:rPr>
@@ -675,15 +556,7 @@
           <w:sz w:val="20"/>
           <w:szCs w:val="20"/>
         </w:rPr>
-        <w:t>Propor e acompanhar até decisão final, nos termos do artigo 105 do Código de Processo Civi</w:t>
-      </w:r>
-      <w:r>
-        <w:rPr>
-          <w:color w:val="222222"/>
-          <w:sz w:val="20"/>
-          <w:szCs w:val="20"/>
-        </w:rPr>
-        <w:t>l:</w:t>
+        <w:t>Propor e acompanhar até decisão final, nos termos do artigo 105 do Código de Processo Civil:</w:t>
       </w:r>
       <w:r>
         <w:rPr>
@@ -693,37 +566,7 @@
           <w:szCs w:val="24"/>
           <w:u w:val="single"/>
         </w:rPr>
-        <w:t xml:space="preserve"> </w:t>
-      </w:r>
-      <w:r>
-        <w:rPr>
-          <w:b/>
-          <w:color w:val="222222"/>
-          <w:sz w:val="24"/>
-          <w:szCs w:val="24"/>
-          <w:u w:val="single"/>
-        </w:rPr>
-        <w:t xml:space="preserve"> AÇÃO REVISIONAL DE CONTRATO DE EMPRÉSTIMO PESSOAL NÃO CONSIGNADO, </w:t>
-      </w:r>
-      <w:r>
-        <w:rPr>
-          <w:b/>
-          <w:color w:val="222222"/>
-          <w:sz w:val="24"/>
-          <w:szCs w:val="24"/>
-          <w:u w:val="single"/>
-        </w:rPr>
-        <w:t>bem como, eventualmente, quando necessário, ingressar com ação judicial de exibição de documentos</w:t>
-      </w:r>
-      <w:r>
-        <w:rPr>
-          <w:b/>
-          <w:color w:val="222222"/>
-          <w:sz w:val="24"/>
-          <w:szCs w:val="24"/>
-          <w:u w:val="single"/>
-        </w:rPr>
-        <w:t xml:space="preserve">, EM FACE DO BANCO </w:t>
+        <w:t xml:space="preserve">  AÇÃO REVISIONAL DE CONTRATO DE EMPRÉSTIMO PESSOAL NÃO CONSIGNADO, bem como, eventualmente, quando necessário, ingressar com ação judicial de exibição de documentos, EM FACE DO BANCO </w:t>
       </w:r>
       <w:r>
         <w:rPr>
@@ -811,16 +654,7 @@
           <w:sz w:val="20"/>
           <w:szCs w:val="20"/>
         </w:rPr>
-        <w:t>podendo inclusive solicitar cópias de contratos e ex</w:t>
-      </w:r>
-      <w:r>
-        <w:rPr>
-          <w:b/>
-          <w:color w:val="222222"/>
-          <w:sz w:val="20"/>
-          <w:szCs w:val="20"/>
-        </w:rPr>
-        <w:t>tratos bancários</w:t>
+        <w:t>podendo inclusive solicitar cópias de contratos e extratos bancários</w:t>
       </w:r>
       <w:r>
         <w:rPr>
@@ -865,15 +699,7 @@
           <w:sz w:val="20"/>
           <w:szCs w:val="20"/>
         </w:rPr>
-        <w:t xml:space="preserve"> Além de poderes especiais para confessar, reconhecer a procedência do pedido, transigir, desistir, renunciar ao direito sobre o qual se funda a ação, receber, dar quitação, levantar e sacar alvarás, firmar compromisso, inclusive substab</w:t>
-      </w:r>
-      <w:r>
-        <w:rPr>
-          <w:color w:val="222222"/>
-          <w:sz w:val="20"/>
-          <w:szCs w:val="20"/>
-        </w:rPr>
-        <w:t>elecer, no todo ou em parte, com ou sem reserva de iguais poderes, dando tudo por bom, firme e valioso, em conformidade com o artigo 105 do Código de Processo Civil.</w:t>
+        <w:t xml:space="preserve"> Além de poderes especiais para confessar, reconhecer a procedência do pedido, transigir, desistir, renunciar ao direito sobre o qual se funda a ação, receber, dar quitação, levantar e sacar alvarás, firmar compromisso, inclusive substabelecer, no todo ou em parte, com ou sem reserva de iguais poderes, dando tudo por bom, firme e valioso, em conformidade com o artigo 105 do Código de Processo Civil.</w:t>
       </w:r>
     </w:p>
     <w:p>
@@ -1006,25 +832,7 @@
           <w:sz w:val="20"/>
           <w:szCs w:val="20"/>
         </w:rPr>
-        <w:t>As partes declaram ter plena ciência e total concordância com a utilização de plataformas digitais para assinatura eletrôn</w:t>
-      </w:r>
-      <w:r>
-        <w:rPr>
-          <w:b/>
-          <w:color w:val="222222"/>
-          <w:sz w:val="20"/>
-          <w:szCs w:val="20"/>
-        </w:rPr>
-        <w:t xml:space="preserve">ica do presente instrumento, sendo consideradas válidas, vinculantes e executáveis, com fundamento na Lei 14.063/2020, no § 2º, do artigo 10, da MP 2.200-2/2001, artigo 6º do Decreto 10.278/2020, nos artigos 104, 107 e 225, todos do Código Civil e artigos </w:t>
-      </w:r>
-      <w:r>
-        <w:rPr>
-          <w:b/>
-          <w:color w:val="222222"/>
-          <w:sz w:val="20"/>
-          <w:szCs w:val="20"/>
-        </w:rPr>
-        <w:t>411, 440 e 441, todos do Código.</w:t>
+        <w:t>As partes declaram ter plena ciência e total concordância com a utilização de plataformas digitais para assinatura eletrônica do presente instrumento, sendo consideradas válidas, vinculantes e executáveis, com fundamento na Lei 14.063/2020, no § 2º, do artigo 10, da MP 2.200-2/2001, artigo 6º do Decreto 10.278/2020, nos artigos 104, 107 e 225, todos do Código Civil e artigos 411, 440 e 441, todos do Código.</w:t>
       </w:r>
     </w:p>
     <w:p>
@@ -1104,27 +912,7 @@
           <w:sz w:val="20"/>
           <w:szCs w:val="20"/>
         </w:rPr>
-        <w:t>{{</w:t>
-      </w:r>
-      <w:proofErr w:type="spellStart"/>
-      <w:r>
-        <w:rPr>
-          <w:b/>
-          <w:color w:val="FF0000"/>
-          <w:sz w:val="20"/>
-          <w:szCs w:val="20"/>
-        </w:rPr>
-        <w:t>data_extenso</w:t>
-      </w:r>
-      <w:proofErr w:type="spellEnd"/>
-      <w:r>
-        <w:rPr>
-          <w:b/>
-          <w:color w:val="FF0000"/>
-          <w:sz w:val="20"/>
-          <w:szCs w:val="20"/>
-        </w:rPr>
-        <w:t>}}</w:t>
+        <w:t>{{data_extenso}}</w:t>
       </w:r>
     </w:p>
     <w:p>
@@ -1176,7 +964,16 @@
           <w:sz w:val="20"/>
           <w:szCs w:val="20"/>
         </w:rPr>
-        <w:t>{{nome))</w:t>
+        <w:t>{{nome</w:t>
+      </w:r>
+      <w:r>
+        <w:rPr>
+          <w:b/>
+          <w:color w:val="FF0000"/>
+          <w:sz w:val="20"/>
+          <w:szCs w:val="20"/>
+        </w:rPr>
+        <w:t>}}</w:t>
       </w:r>
     </w:p>
     <w:p>
@@ -1209,7 +1006,7 @@
 </file>
 
 <file path=word/endnotes.xml><?xml version="1.0" encoding="utf-8"?>
-<w:endnotes xmlns:wpc="http://schemas.microsoft.com/office/word/2010/wordprocessingCanvas" xmlns:cx="http://schemas.microsoft.com/office/drawing/2014/chartex" xmlns:mc="http://schemas.openxmlformats.org/markup-compatibility/2006" xmlns:o="urn:schemas-microsoft-com:office:office" xmlns:r="http://schemas.openxmlformats.org/officeDocument/2006/relationships" xmlns:m="http://schemas.openxmlformats.org/officeDocument/2006/math" xmlns:v="urn:schemas-microsoft-com:vml" xmlns:wp14="http://schemas.microsoft.com/office/word/2010/wordprocessingDrawing" xmlns:wp="http://schemas.openxmlformats.org/drawingml/2006/wordprocessingDrawing" xmlns:w10="urn:schemas-microsoft-com:office:word" xmlns:w="http://schemas.openxmlformats.org/wordprocessingml/2006/main" xmlns:w14="http://schemas.microsoft.com/office/word/2010/wordml" xmlns:w15="http://schemas.microsoft.com/office/word/2012/wordml" xmlns:w16se="http://schemas.microsoft.com/office/word/2015/wordml/symex" xmlns:wpg="http://schemas.microsoft.com/office/word/2010/wordprocessingGroup" xmlns:wpi="http://schemas.microsoft.com/office/word/2010/wordprocessingInk" xmlns:wne="http://schemas.microsoft.com/office/word/2006/wordml" xmlns:wps="http://schemas.microsoft.com/office/word/2010/wordprocessingShape" mc:Ignorable="w14 w15 w16se wp14">
+<w:endnotes xmlns:wpc="http://schemas.microsoft.com/office/word/2010/wordprocessingCanvas" xmlns:cx="http://schemas.microsoft.com/office/drawing/2014/chartex" xmlns:cx1="http://schemas.microsoft.com/office/drawing/2015/9/8/chartex" xmlns:cx2="http://schemas.microsoft.com/office/drawing/2015/10/21/chartex" xmlns:cx3="http://schemas.microsoft.com/office/drawing/2016/5/9/chartex" xmlns:cx4="http://schemas.microsoft.com/office/drawing/2016/5/10/chartex" xmlns:cx5="http://schemas.microsoft.com/office/drawing/2016/5/11/chartex" xmlns:cx6="http://schemas.microsoft.com/office/drawing/2016/5/12/chartex" xmlns:cx7="http://schemas.microsoft.com/office/drawing/2016/5/13/chartex" xmlns:cx8="http://schemas.microsoft.com/office/drawing/2016/5/14/chartex" xmlns:mc="http://schemas.openxmlformats.org/markup-compatibility/2006" xmlns:aink="http://schemas.microsoft.com/office/drawing/2016/ink" xmlns:am3d="http://schemas.microsoft.com/office/drawing/2017/model3d" xmlns:o="urn:schemas-microsoft-com:office:office" xmlns:oel="http://schemas.microsoft.com/office/2019/extlst" xmlns:r="http://schemas.openxmlformats.org/officeDocument/2006/relationships" xmlns:m="http://schemas.openxmlformats.org/officeDocument/2006/math" xmlns:v="urn:schemas-microsoft-com:vml" xmlns:wp14="http://schemas.microsoft.com/office/word/2010/wordprocessingDrawing" xmlns:wp="http://schemas.openxmlformats.org/drawingml/2006/wordprocessingDrawing" xmlns:w10="urn:schemas-microsoft-com:office:word" xmlns:w="http://schemas.openxmlformats.org/wordprocessingml/2006/main" xmlns:w14="http://schemas.microsoft.com/office/word/2010/wordml" xmlns:w15="http://schemas.microsoft.com/office/word/2012/wordml" xmlns:w16cex="http://schemas.microsoft.com/office/word/2018/wordml/cex" xmlns:w16cid="http://schemas.microsoft.com/office/word/2016/wordml/cid" xmlns:w16="http://schemas.microsoft.com/office/word/2018/wordml" xmlns:w16du="http://schemas.microsoft.com/office/word/2023/wordml/word16du" xmlns:w16sdtdh="http://schemas.microsoft.com/office/word/2020/wordml/sdtdatahash" xmlns:w16sdtfl="http://schemas.microsoft.com/office/word/2024/wordml/sdtformatlock" xmlns:w16se="http://schemas.microsoft.com/office/word/2015/wordml/symex" xmlns:wpg="http://schemas.microsoft.com/office/word/2010/wordprocessingGroup" xmlns:wpi="http://schemas.microsoft.com/office/word/2010/wordprocessingInk" xmlns:wne="http://schemas.microsoft.com/office/word/2006/wordml" xmlns:wps="http://schemas.microsoft.com/office/word/2010/wordprocessingShape" mc:Ignorable="w14 w15 w16se w16cid w16 w16cex w16sdtdh w16sdtfl w16du wp14">
   <w:endnote w:type="separator" w:id="-1">
     <w:p>
       <w:pPr>
@@ -1234,7 +1031,7 @@
 </file>
 
 <file path=word/footnotes.xml><?xml version="1.0" encoding="utf-8"?>
-<w:footnotes xmlns:wpc="http://schemas.microsoft.com/office/word/2010/wordprocessingCanvas" xmlns:cx="http://schemas.microsoft.com/office/drawing/2014/chartex" xmlns:mc="http://schemas.openxmlformats.org/markup-compatibility/2006" xmlns:o="urn:schemas-microsoft-com:office:office" xmlns:r="http://schemas.openxmlformats.org/officeDocument/2006/relationships" xmlns:m="http://schemas.openxmlformats.org/officeDocument/2006/math" xmlns:v="urn:schemas-microsoft-com:vml" xmlns:wp14="http://schemas.microsoft.com/office/word/2010/wordprocessingDrawing" xmlns:wp="http://schemas.openxmlformats.org/drawingml/2006/wordprocessingDrawing" xmlns:w10="urn:schemas-microsoft-com:office:word" xmlns:w="http://schemas.openxmlformats.org/wordprocessingml/2006/main" xmlns:w14="http://schemas.microsoft.com/office/word/2010/wordml" xmlns:w15="http://schemas.microsoft.com/office/word/2012/wordml" xmlns:w16se="http://schemas.microsoft.com/office/word/2015/wordml/symex" xmlns:wpg="http://schemas.microsoft.com/office/word/2010/wordprocessingGroup" xmlns:wpi="http://schemas.microsoft.com/office/word/2010/wordprocessingInk" xmlns:wne="http://schemas.microsoft.com/office/word/2006/wordml" xmlns:wps="http://schemas.microsoft.com/office/word/2010/wordprocessingShape" mc:Ignorable="w14 w15 w16se wp14">
+<w:footnotes xmlns:wpc="http://schemas.microsoft.com/office/word/2010/wordprocessingCanvas" xmlns:cx="http://schemas.microsoft.com/office/drawing/2014/chartex" xmlns:cx1="http://schemas.microsoft.com/office/drawing/2015/9/8/chartex" xmlns:cx2="http://schemas.microsoft.com/office/drawing/2015/10/21/chartex" xmlns:cx3="http://schemas.microsoft.com/office/drawing/2016/5/9/chartex" xmlns:cx4="http://schemas.microsoft.com/office/drawing/2016/5/10/chartex" xmlns:cx5="http://schemas.microsoft.com/office/drawing/2016/5/11/chartex" xmlns:cx6="http://schemas.microsoft.com/office/drawing/2016/5/12/chartex" xmlns:cx7="http://schemas.microsoft.com/office/drawing/2016/5/13/chartex" xmlns:cx8="http://schemas.microsoft.com/office/drawing/2016/5/14/chartex" xmlns:mc="http://schemas.openxmlformats.org/markup-compatibility/2006" xmlns:aink="http://schemas.microsoft.com/office/drawing/2016/ink" xmlns:am3d="http://schemas.microsoft.com/office/drawing/2017/model3d" xmlns:o="urn:schemas-microsoft-com:office:office" xmlns:oel="http://schemas.microsoft.com/office/2019/extlst" xmlns:r="http://schemas.openxmlformats.org/officeDocument/2006/relationships" xmlns:m="http://schemas.openxmlformats.org/officeDocument/2006/math" xmlns:v="urn:schemas-microsoft-com:vml" xmlns:wp14="http://schemas.microsoft.com/office/word/2010/wordprocessingDrawing" xmlns:wp="http://schemas.openxmlformats.org/drawingml/2006/wordprocessingDrawing" xmlns:w10="urn:schemas-microsoft-com:office:word" xmlns:w="http://schemas.openxmlformats.org/wordprocessingml/2006/main" xmlns:w14="http://schemas.microsoft.com/office/word/2010/wordml" xmlns:w15="http://schemas.microsoft.com/office/word/2012/wordml" xmlns:w16cex="http://schemas.microsoft.com/office/word/2018/wordml/cex" xmlns:w16cid="http://schemas.microsoft.com/office/word/2016/wordml/cid" xmlns:w16="http://schemas.microsoft.com/office/word/2018/wordml" xmlns:w16du="http://schemas.microsoft.com/office/word/2023/wordml/word16du" xmlns:w16sdtdh="http://schemas.microsoft.com/office/word/2020/wordml/sdtdatahash" xmlns:w16sdtfl="http://schemas.microsoft.com/office/word/2024/wordml/sdtformatlock" xmlns:w16se="http://schemas.microsoft.com/office/word/2015/wordml/symex" xmlns:wpg="http://schemas.microsoft.com/office/word/2010/wordprocessingGroup" xmlns:wpi="http://schemas.microsoft.com/office/word/2010/wordprocessingInk" xmlns:wne="http://schemas.microsoft.com/office/word/2006/wordml" xmlns:wps="http://schemas.microsoft.com/office/word/2010/wordprocessingShape" mc:Ignorable="w14 w15 w16se w16cid w16 w16cex w16sdtdh w16sdtfl w16du wp14">
   <w:footnote w:type="separator" w:id="-1">
     <w:p>
       <w:pPr>
@@ -1259,7 +1056,7 @@
 </file>
 
 <file path=word/header1.xml><?xml version="1.0" encoding="utf-8"?>
-<w:hdr xmlns:wpc="http://schemas.microsoft.com/office/word/2010/wordprocessingCanvas" xmlns:cx="http://schemas.microsoft.com/office/drawing/2014/chartex" xmlns:mc="http://schemas.openxmlformats.org/markup-compatibility/2006" xmlns:o="urn:schemas-microsoft-com:office:office" xmlns:r="http://schemas.openxmlformats.org/officeDocument/2006/relationships" xmlns:m="http://schemas.openxmlformats.org/officeDocument/2006/math" xmlns:v="urn:schemas-microsoft-com:vml" xmlns:wp14="http://schemas.microsoft.com/office/word/2010/wordprocessingDrawing" xmlns:wp="http://schemas.openxmlformats.org/drawingml/2006/wordprocessingDrawing" xmlns:w10="urn:schemas-microsoft-com:office:word" xmlns:w="http://schemas.openxmlformats.org/wordprocessingml/2006/main" xmlns:w14="http://schemas.microsoft.com/office/word/2010/wordml" xmlns:w15="http://schemas.microsoft.com/office/word/2012/wordml" xmlns:w16se="http://schemas.microsoft.com/office/word/2015/wordml/symex" xmlns:wpg="http://schemas.microsoft.com/office/word/2010/wordprocessingGroup" xmlns:wpi="http://schemas.microsoft.com/office/word/2010/wordprocessingInk" xmlns:wne="http://schemas.microsoft.com/office/word/2006/wordml" xmlns:wps="http://schemas.microsoft.com/office/word/2010/wordprocessingShape" mc:Ignorable="w14 w15 w16se wp14">
+<w:hdr xmlns:wpc="http://schemas.microsoft.com/office/word/2010/wordprocessingCanvas" xmlns:cx="http://schemas.microsoft.com/office/drawing/2014/chartex" xmlns:cx1="http://schemas.microsoft.com/office/drawing/2015/9/8/chartex" xmlns:cx2="http://schemas.microsoft.com/office/drawing/2015/10/21/chartex" xmlns:cx3="http://schemas.microsoft.com/office/drawing/2016/5/9/chartex" xmlns:cx4="http://schemas.microsoft.com/office/drawing/2016/5/10/chartex" xmlns:cx5="http://schemas.microsoft.com/office/drawing/2016/5/11/chartex" xmlns:cx6="http://schemas.microsoft.com/office/drawing/2016/5/12/chartex" xmlns:cx7="http://schemas.microsoft.com/office/drawing/2016/5/13/chartex" xmlns:cx8="http://schemas.microsoft.com/office/drawing/2016/5/14/chartex" xmlns:mc="http://schemas.openxmlformats.org/markup-compatibility/2006" xmlns:aink="http://schemas.microsoft.com/office/drawing/2016/ink" xmlns:am3d="http://schemas.microsoft.com/office/drawing/2017/model3d" xmlns:o="urn:schemas-microsoft-com:office:office" xmlns:oel="http://schemas.microsoft.com/office/2019/extlst" xmlns:r="http://schemas.openxmlformats.org/officeDocument/2006/relationships" xmlns:m="http://schemas.openxmlformats.org/officeDocument/2006/math" xmlns:v="urn:schemas-microsoft-com:vml" xmlns:wp14="http://schemas.microsoft.com/office/word/2010/wordprocessingDrawing" xmlns:wp="http://schemas.openxmlformats.org/drawingml/2006/wordprocessingDrawing" xmlns:w10="urn:schemas-microsoft-com:office:word" xmlns:w="http://schemas.openxmlformats.org/wordprocessingml/2006/main" xmlns:w14="http://schemas.microsoft.com/office/word/2010/wordml" xmlns:w15="http://schemas.microsoft.com/office/word/2012/wordml" xmlns:w16cex="http://schemas.microsoft.com/office/word/2018/wordml/cex" xmlns:w16cid="http://schemas.microsoft.com/office/word/2016/wordml/cid" xmlns:w16="http://schemas.microsoft.com/office/word/2018/wordml" xmlns:w16du="http://schemas.microsoft.com/office/word/2023/wordml/word16du" xmlns:w16sdtdh="http://schemas.microsoft.com/office/word/2020/wordml/sdtdatahash" xmlns:w16sdtfl="http://schemas.microsoft.com/office/word/2024/wordml/sdtformatlock" xmlns:w16se="http://schemas.microsoft.com/office/word/2015/wordml/symex" xmlns:wpg="http://schemas.microsoft.com/office/word/2010/wordprocessingGroup" xmlns:wpi="http://schemas.microsoft.com/office/word/2010/wordprocessingInk" xmlns:wne="http://schemas.microsoft.com/office/word/2006/wordml" xmlns:wps="http://schemas.microsoft.com/office/word/2010/wordprocessingShape" mc:Ignorable="w14 w15 w16se w16cid w16 w16cex w16sdtdh w16sdtfl w16du wp14">
   <w:p>
     <w:pPr>
       <w:pBdr>
@@ -1284,7 +1081,7 @@
         <w:noProof/>
       </w:rPr>
       <w:drawing>
-        <wp:inline distT="114300" distB="114300" distL="114300" distR="114300">
+        <wp:inline distT="114300" distB="114300" distL="114300" distR="114300" wp14:anchorId="055892A8" wp14:editId="31FEE93C">
           <wp:extent cx="1735610" cy="1701355"/>
           <wp:effectExtent l="0" t="0" r="0" b="0"/>
           <wp:docPr id="9" name="image1.png"/>
@@ -1324,7 +1121,7 @@
 </file>
 
 <file path=word/numbering.xml><?xml version="1.0" encoding="utf-8"?>
-<w:numbering xmlns:wpc="http://schemas.microsoft.com/office/word/2010/wordprocessingCanvas" xmlns:cx="http://schemas.microsoft.com/office/drawing/2014/chartex" xmlns:mc="http://schemas.openxmlformats.org/markup-compatibility/2006" xmlns:o="urn:schemas-microsoft-com:office:office" xmlns:r="http://schemas.openxmlformats.org/officeDocument/2006/relationships" xmlns:m="http://schemas.openxmlformats.org/officeDocument/2006/math" xmlns:v="urn:schemas-microsoft-com:vml" xmlns:wp14="http://schemas.microsoft.com/office/word/2010/wordprocessingDrawing" xmlns:wp="http://schemas.openxmlformats.org/drawingml/2006/wordprocessingDrawing" xmlns:w10="urn:schemas-microsoft-com:office:word" xmlns:w="http://schemas.openxmlformats.org/wordprocessingml/2006/main" xmlns:w14="http://schemas.microsoft.com/office/word/2010/wordml" xmlns:w15="http://schemas.microsoft.com/office/word/2012/wordml" xmlns:w16se="http://schemas.microsoft.com/office/word/2015/wordml/symex" xmlns:wpg="http://schemas.microsoft.com/office/word/2010/wordprocessingGroup" xmlns:wpi="http://schemas.microsoft.com/office/word/2010/wordprocessingInk" xmlns:wne="http://schemas.microsoft.com/office/word/2006/wordml" xmlns:wps="http://schemas.microsoft.com/office/word/2010/wordprocessingShape" mc:Ignorable="w14 w15 w16se wp14">
+<w:numbering xmlns:wpc="http://schemas.microsoft.com/office/word/2010/wordprocessingCanvas" xmlns:cx="http://schemas.microsoft.com/office/drawing/2014/chartex" xmlns:cx1="http://schemas.microsoft.com/office/drawing/2015/9/8/chartex" xmlns:cx2="http://schemas.microsoft.com/office/drawing/2015/10/21/chartex" xmlns:cx3="http://schemas.microsoft.com/office/drawing/2016/5/9/chartex" xmlns:cx4="http://schemas.microsoft.com/office/drawing/2016/5/10/chartex" xmlns:cx5="http://schemas.microsoft.com/office/drawing/2016/5/11/chartex" xmlns:cx6="http://schemas.microsoft.com/office/drawing/2016/5/12/chartex" xmlns:cx7="http://schemas.microsoft.com/office/drawing/2016/5/13/chartex" xmlns:cx8="http://schemas.microsoft.com/office/drawing/2016/5/14/chartex" xmlns:mc="http://schemas.openxmlformats.org/markup-compatibility/2006" xmlns:aink="http://schemas.microsoft.com/office/drawing/2016/ink" xmlns:am3d="http://schemas.microsoft.com/office/drawing/2017/model3d" xmlns:o="urn:schemas-microsoft-com:office:office" xmlns:oel="http://schemas.microsoft.com/office/2019/extlst" xmlns:r="http://schemas.openxmlformats.org/officeDocument/2006/relationships" xmlns:m="http://schemas.openxmlformats.org/officeDocument/2006/math" xmlns:v="urn:schemas-microsoft-com:vml" xmlns:wp14="http://schemas.microsoft.com/office/word/2010/wordprocessingDrawing" xmlns:wp="http://schemas.openxmlformats.org/drawingml/2006/wordprocessingDrawing" xmlns:w10="urn:schemas-microsoft-com:office:word" xmlns:w="http://schemas.openxmlformats.org/wordprocessingml/2006/main" xmlns:w14="http://schemas.microsoft.com/office/word/2010/wordml" xmlns:w15="http://schemas.microsoft.com/office/word/2012/wordml" xmlns:w16cex="http://schemas.microsoft.com/office/word/2018/wordml/cex" xmlns:w16cid="http://schemas.microsoft.com/office/word/2016/wordml/cid" xmlns:w16="http://schemas.microsoft.com/office/word/2018/wordml" xmlns:w16du="http://schemas.microsoft.com/office/word/2023/wordml/word16du" xmlns:w16sdtdh="http://schemas.microsoft.com/office/word/2020/wordml/sdtdatahash" xmlns:w16sdtfl="http://schemas.microsoft.com/office/word/2024/wordml/sdtformatlock" xmlns:w16se="http://schemas.microsoft.com/office/word/2015/wordml/symex" xmlns:wpg="http://schemas.microsoft.com/office/word/2010/wordprocessingGroup" xmlns:wpi="http://schemas.microsoft.com/office/word/2010/wordprocessingInk" xmlns:wne="http://schemas.microsoft.com/office/word/2006/wordml" xmlns:wps="http://schemas.microsoft.com/office/word/2010/wordprocessingShape" mc:Ignorable="w14 w15 w16se w16cid w16 w16cex w16sdtdh w16sdtfl w16du wp14">
   <w:abstractNum w:abstractNumId="0" w15:restartNumberingAfterBreak="0">
     <w:nsid w:val="27773E98"/>
     <w:multiLevelType w:val="multilevel"/>
@@ -1419,14 +1216,14 @@
       </w:pPr>
     </w:lvl>
   </w:abstractNum>
-  <w:num w:numId="1">
+  <w:num w:numId="1" w16cid:durableId="2060013793">
     <w:abstractNumId w:val="0"/>
   </w:num>
 </w:numbering>
 </file>
 
 <file path=word/styles.xml><?xml version="1.0" encoding="utf-8"?>
-<w:styles xmlns:mc="http://schemas.openxmlformats.org/markup-compatibility/2006" xmlns:r="http://schemas.openxmlformats.org/officeDocument/2006/relationships" xmlns:w="http://schemas.openxmlformats.org/wordprocessingml/2006/main" xmlns:w14="http://schemas.microsoft.com/office/word/2010/wordml" xmlns:w15="http://schemas.microsoft.com/office/word/2012/wordml" xmlns:w16se="http://schemas.microsoft.com/office/word/2015/wordml/symex" mc:Ignorable="w14 w15 w16se">
+<w:styles xmlns:mc="http://schemas.openxmlformats.org/markup-compatibility/2006" xmlns:r="http://schemas.openxmlformats.org/officeDocument/2006/relationships" xmlns:w="http://schemas.openxmlformats.org/wordprocessingml/2006/main" xmlns:w14="http://schemas.microsoft.com/office/word/2010/wordml" xmlns:w15="http://schemas.microsoft.com/office/word/2012/wordml" xmlns:w16cex="http://schemas.microsoft.com/office/word/2018/wordml/cex" xmlns:w16cid="http://schemas.microsoft.com/office/word/2016/wordml/cid" xmlns:w16="http://schemas.microsoft.com/office/word/2018/wordml" xmlns:w16du="http://schemas.microsoft.com/office/word/2023/wordml/word16du" xmlns:w16sdtdh="http://schemas.microsoft.com/office/word/2020/wordml/sdtdatahash" xmlns:w16sdtfl="http://schemas.microsoft.com/office/word/2024/wordml/sdtformatlock" xmlns:w16se="http://schemas.microsoft.com/office/word/2015/wordml/symex" mc:Ignorable="w14 w15 w16se w16cid w16 w16cex w16sdtdh w16sdtfl w16du">
   <w:docDefaults>
     <w:rPrDefault>
       <w:rPr>
@@ -1442,7 +1239,7 @@
       </w:pPr>
     </w:pPrDefault>
   </w:docDefaults>
-  <w:latentStyles w:defLockedState="0" w:defUIPriority="99" w:defSemiHidden="0" w:defUnhideWhenUsed="0" w:defQFormat="0" w:count="371">
+  <w:latentStyles w:defLockedState="0" w:defUIPriority="99" w:defSemiHidden="0" w:defUnhideWhenUsed="0" w:defQFormat="0" w:count="376">
     <w:lsdException w:name="Normal" w:uiPriority="0" w:qFormat="1"/>
     <w:lsdException w:name="heading 1" w:uiPriority="9" w:qFormat="1"/>
     <w:lsdException w:name="heading 2" w:semiHidden="1" w:uiPriority="9" w:unhideWhenUsed="1" w:qFormat="1"/>
@@ -1814,6 +1611,11 @@
     <w:lsdException w:name="List Table 5 Dark Accent 6" w:uiPriority="50"/>
     <w:lsdException w:name="List Table 6 Colorful Accent 6" w:uiPriority="51"/>
     <w:lsdException w:name="List Table 7 Colorful Accent 6" w:uiPriority="52"/>
+    <w:lsdException w:name="Mention" w:semiHidden="1" w:unhideWhenUsed="1"/>
+    <w:lsdException w:name="Smart Hyperlink" w:semiHidden="1" w:unhideWhenUsed="1"/>
+    <w:lsdException w:name="Hashtag" w:semiHidden="1" w:unhideWhenUsed="1"/>
+    <w:lsdException w:name="Unresolved Mention" w:semiHidden="1" w:unhideWhenUsed="1"/>
+    <w:lsdException w:name="Smart Link" w:semiHidden="1" w:unhideWhenUsed="1"/>
   </w:latentStyles>
   <w:style w:type="paragraph" w:default="1" w:styleId="Normal">
     <w:name w:val="Normal"/>
@@ -2078,8 +1880,8 @@
       <w:color w:val="808080"/>
     </w:rPr>
   </w:style>
-  <w:style w:type="character" w:customStyle="1" w:styleId="UnresolvedMention">
-    <w:name w:val="Unresolved Mention"/>
+  <w:style w:type="character" w:customStyle="1" w:styleId="MenoPendente1">
+    <w:name w:val="Menção Pendente1"/>
     <w:basedOn w:val="Fontepargpadro"/>
     <w:uiPriority w:val="99"/>
     <w:semiHidden/>

--- a/modelos/procuracao.docx
+++ b/modelos/procuracao.docx
@@ -112,14 +112,31 @@
           <w:sz w:val="20"/>
           <w:szCs w:val="20"/>
         </w:rPr>
-        <w:t>{{cidadania}}</w:t>
-      </w:r>
-      <w:r>
-        <w:rPr>
-          <w:sz w:val="20"/>
-          <w:szCs w:val="20"/>
-        </w:rPr>
-        <w:t>(a)</w:t>
+        <w:t>{{cidadania</w:t>
+      </w:r>
+      <w:proofErr w:type="gramStart"/>
+      <w:r>
+        <w:rPr>
+          <w:color w:val="FF0000"/>
+          <w:sz w:val="20"/>
+          <w:szCs w:val="20"/>
+        </w:rPr>
+        <w:t>}}</w:t>
+      </w:r>
+      <w:r>
+        <w:rPr>
+          <w:sz w:val="20"/>
+          <w:szCs w:val="20"/>
+        </w:rPr>
+        <w:t>(</w:t>
+      </w:r>
+      <w:proofErr w:type="gramEnd"/>
+      <w:r>
+        <w:rPr>
+          <w:sz w:val="20"/>
+          <w:szCs w:val="20"/>
+        </w:rPr>
+        <w:t>a)</w:t>
       </w:r>
       <w:r>
         <w:rPr>
@@ -134,14 +151,41 @@
           <w:sz w:val="20"/>
           <w:szCs w:val="20"/>
         </w:rPr>
-        <w:t>{{estado_civil}}</w:t>
-      </w:r>
-      <w:r>
-        <w:rPr>
-          <w:sz w:val="20"/>
-          <w:szCs w:val="20"/>
-        </w:rPr>
-        <w:t>(a)</w:t>
+        <w:t>{{</w:t>
+      </w:r>
+      <w:proofErr w:type="spellStart"/>
+      <w:r>
+        <w:rPr>
+          <w:color w:val="FF0000"/>
+          <w:sz w:val="20"/>
+          <w:szCs w:val="20"/>
+        </w:rPr>
+        <w:t>estado_civil</w:t>
+      </w:r>
+      <w:proofErr w:type="spellEnd"/>
+      <w:proofErr w:type="gramStart"/>
+      <w:r>
+        <w:rPr>
+          <w:color w:val="FF0000"/>
+          <w:sz w:val="20"/>
+          <w:szCs w:val="20"/>
+        </w:rPr>
+        <w:t>}}</w:t>
+      </w:r>
+      <w:r>
+        <w:rPr>
+          <w:sz w:val="20"/>
+          <w:szCs w:val="20"/>
+        </w:rPr>
+        <w:t>(</w:t>
+      </w:r>
+      <w:proofErr w:type="gramEnd"/>
+      <w:r>
+        <w:rPr>
+          <w:sz w:val="20"/>
+          <w:szCs w:val="20"/>
+        </w:rPr>
+        <w:t>a)</w:t>
       </w:r>
       <w:r>
         <w:rPr>
@@ -169,13 +213,6 @@
       </w:r>
       <w:r>
         <w:rPr>
-          <w:sz w:val="20"/>
-          <w:szCs w:val="20"/>
-        </w:rPr>
-        <w:t xml:space="preserve">a </w:t>
-      </w:r>
-      <w:r>
-        <w:rPr>
           <w:color w:val="FF0000"/>
           <w:sz w:val="20"/>
           <w:szCs w:val="20"/>
@@ -195,7 +232,25 @@
           <w:sz w:val="20"/>
           <w:szCs w:val="20"/>
         </w:rPr>
-        <w:t>{{numero}}</w:t>
+        <w:t>{{</w:t>
+      </w:r>
+      <w:proofErr w:type="gramStart"/>
+      <w:r>
+        <w:rPr>
+          <w:color w:val="FF0000"/>
+          <w:sz w:val="20"/>
+          <w:szCs w:val="20"/>
+        </w:rPr>
+        <w:t>numero</w:t>
+      </w:r>
+      <w:proofErr w:type="gramEnd"/>
+      <w:r>
+        <w:rPr>
+          <w:color w:val="FF0000"/>
+          <w:sz w:val="20"/>
+          <w:szCs w:val="20"/>
+        </w:rPr>
+        <w:t>}}</w:t>
       </w:r>
       <w:r>
         <w:rPr>
@@ -217,7 +272,14 @@
           <w:sz w:val="20"/>
           <w:szCs w:val="20"/>
         </w:rPr>
-        <w:t xml:space="preserve"> bairro </w:t>
+        <w:t xml:space="preserve">, </w:t>
+      </w:r>
+      <w:r>
+        <w:rPr>
+          <w:sz w:val="20"/>
+          <w:szCs w:val="20"/>
+        </w:rPr>
+        <w:t xml:space="preserve">bairro </w:t>
       </w:r>
       <w:r>
         <w:rPr>
@@ -240,7 +302,16 @@
           <w:sz w:val="20"/>
           <w:szCs w:val="20"/>
         </w:rPr>
-        <w:t>{{cidade}}</w:t>
+        <w:t>{{cidade</w:t>
+      </w:r>
+      <w:proofErr w:type="gramStart"/>
+      <w:r>
+        <w:rPr>
+          <w:color w:val="FF0000"/>
+          <w:sz w:val="20"/>
+          <w:szCs w:val="20"/>
+        </w:rPr>
+        <w:t>}}</w:t>
       </w:r>
       <w:r>
         <w:rPr>
@@ -249,6 +320,7 @@
         </w:rPr>
         <w:t>/</w:t>
       </w:r>
+      <w:proofErr w:type="gramEnd"/>
       <w:r>
         <w:rPr>
           <w:color w:val="FF0000"/>
@@ -285,7 +357,25 @@
           <w:sz w:val="20"/>
           <w:szCs w:val="20"/>
         </w:rPr>
-        <w:t>{{email}}</w:t>
+        <w:t>{{</w:t>
+      </w:r>
+      <w:proofErr w:type="spellStart"/>
+      <w:r>
+        <w:rPr>
+          <w:color w:val="FF0000"/>
+          <w:sz w:val="20"/>
+          <w:szCs w:val="20"/>
+        </w:rPr>
+        <w:t>email</w:t>
+      </w:r>
+      <w:proofErr w:type="spellEnd"/>
+      <w:r>
+        <w:rPr>
+          <w:color w:val="FF0000"/>
+          <w:sz w:val="20"/>
+          <w:szCs w:val="20"/>
+        </w:rPr>
+        <w:t>}}</w:t>
       </w:r>
       <w:r>
         <w:rPr>
@@ -912,7 +1002,27 @@
           <w:sz w:val="20"/>
           <w:szCs w:val="20"/>
         </w:rPr>
-        <w:t>{{data_extenso}}</w:t>
+        <w:t>{{</w:t>
+      </w:r>
+      <w:proofErr w:type="spellStart"/>
+      <w:r>
+        <w:rPr>
+          <w:b/>
+          <w:color w:val="FF0000"/>
+          <w:sz w:val="20"/>
+          <w:szCs w:val="20"/>
+        </w:rPr>
+        <w:t>data_extenso</w:t>
+      </w:r>
+      <w:proofErr w:type="spellEnd"/>
+      <w:r>
+        <w:rPr>
+          <w:b/>
+          <w:color w:val="FF0000"/>
+          <w:sz w:val="20"/>
+          <w:szCs w:val="20"/>
+        </w:rPr>
+        <w:t>}}</w:t>
       </w:r>
     </w:p>
     <w:p>

--- a/modelos/procuracao.docx
+++ b/modelos/procuracao.docx
@@ -349,7 +349,7 @@
           <w:sz w:val="20"/>
           <w:szCs w:val="20"/>
         </w:rPr>
-        <w:t xml:space="preserve">, com endereço eletrônico </w:t>
+        <w:t xml:space="preserve">, </w:t>
       </w:r>
       <w:r>
         <w:rPr>
@@ -656,7 +656,7 @@
           <w:szCs w:val="24"/>
           <w:u w:val="single"/>
         </w:rPr>
-        <w:t xml:space="preserve">  AÇÃO REVISIONAL DE CONTRATO DE EMPRÉSTIMO PESSOAL NÃO CONSIGNADO, bem como, eventualmente, quando necessário, ingressar com ação judicial de exibição de documentos, EM FACE DO BANCO </w:t>
+        <w:t xml:space="preserve">  AÇÃO REVISIONAL DE CONTRATO DE EMPRÉSTIMO PESSOAL NÃO CONSIGNADO, bem como, eventualmente, quando necessário, ingressar com ação judicial de exibição de documentos, EM FACE DO </w:t>
       </w:r>
       <w:r>
         <w:rPr>

--- a/modelos/procuracao.docx
+++ b/modelos/procuracao.docx
@@ -646,7 +646,15 @@
           <w:sz w:val="20"/>
           <w:szCs w:val="20"/>
         </w:rPr>
-        <w:t>Propor e acompanhar até decisão final, nos termos do artigo 105 do Código de Processo Civil:</w:t>
+        <w:t>Propor e acompanhar até decisão final, nos termos do artigo 105 do Código de Processo Civil</w:t>
+      </w:r>
+      <w:r>
+        <w:rPr>
+          <w:color w:val="222222"/>
+          <w:sz w:val="20"/>
+          <w:szCs w:val="20"/>
+        </w:rPr>
+        <w:t>:</w:t>
       </w:r>
       <w:r>
         <w:rPr>
@@ -654,7 +662,6 @@
           <w:color w:val="222222"/>
           <w:sz w:val="24"/>
           <w:szCs w:val="24"/>
-          <w:u w:val="single"/>
         </w:rPr>
         <w:t xml:space="preserve">  AÇÃO REVISIONAL DE CONTRATO DE EMPRÉSTIMO PESSOAL NÃO CONSIGNADO, bem como, eventualmente, quando necessário, ingressar com ação judicial de exibição de documentos, EM FACE DO </w:t>
       </w:r>
@@ -664,7 +671,6 @@
           <w:color w:val="FF0000"/>
           <w:sz w:val="24"/>
           <w:szCs w:val="24"/>
-          <w:u w:val="single"/>
         </w:rPr>
         <w:t>{{banco}}</w:t>
       </w:r>
@@ -674,7 +680,15 @@
           <w:sz w:val="20"/>
           <w:szCs w:val="20"/>
         </w:rPr>
-        <w:t>, podendo, para tanto, atuar em todas as instâncias e tribunais necessários, interpondo os recursos cabíveis.</w:t>
+        <w:t>,</w:t>
+      </w:r>
+      <w:r>
+        <w:rPr>
+          <w:color w:val="222222"/>
+          <w:sz w:val="20"/>
+          <w:szCs w:val="20"/>
+        </w:rPr>
+        <w:t xml:space="preserve"> podendo, para tanto, atuar em todas as instâncias e tribunais necessários, interpondo os recursos cabíveis.</w:t>
       </w:r>
     </w:p>
     <w:p>

--- a/modelos/procuracao.docx
+++ b/modelos/procuracao.docx
@@ -115,9 +115,24 @@
           <w:sz w:val="20"/>
           <w:szCs w:val="20"/>
         </w:rPr>
-        <w:t>{{cidadania</w:t>
-      </w:r>
-      <w:proofErr w:type="gramStart"/>
+        <w:t>{{cidadania}}</w:t>
+      </w:r>
+      <w:r>
+        <w:rPr>
+          <w:bCs/>
+          <w:sz w:val="20"/>
+          <w:szCs w:val="20"/>
+        </w:rPr>
+        <w:t>(a)</w:t>
+      </w:r>
+      <w:r>
+        <w:rPr>
+          <w:bCs/>
+          <w:sz w:val="20"/>
+          <w:szCs w:val="20"/>
+        </w:rPr>
+        <w:t xml:space="preserve">, </w:t>
+      </w:r>
       <w:r>
         <w:rPr>
           <w:bCs/>
@@ -125,24 +140,51 @@
           <w:sz w:val="20"/>
           <w:szCs w:val="20"/>
         </w:rPr>
-        <w:t>}}</w:t>
-      </w:r>
-      <w:r>
-        <w:rPr>
-          <w:bCs/>
-          <w:sz w:val="20"/>
-          <w:szCs w:val="20"/>
-        </w:rPr>
-        <w:t>(</w:t>
-      </w:r>
-      <w:proofErr w:type="gramEnd"/>
-      <w:r>
-        <w:rPr>
-          <w:bCs/>
-          <w:sz w:val="20"/>
-          <w:szCs w:val="20"/>
-        </w:rPr>
-        <w:t>a)</w:t>
+        <w:t>{{estado_civil}}</w:t>
+      </w:r>
+      <w:r>
+        <w:rPr>
+          <w:bCs/>
+          <w:sz w:val="20"/>
+          <w:szCs w:val="20"/>
+        </w:rPr>
+        <w:t>(a)</w:t>
+      </w:r>
+      <w:r>
+        <w:rPr>
+          <w:bCs/>
+          <w:color w:val="222222"/>
+          <w:sz w:val="20"/>
+          <w:szCs w:val="20"/>
+        </w:rPr>
+        <w:t xml:space="preserve">, portador(a) do CPF nº </w:t>
+      </w:r>
+      <w:r>
+        <w:rPr>
+          <w:bCs/>
+          <w:color w:val="FF0000"/>
+          <w:sz w:val="20"/>
+          <w:szCs w:val="20"/>
+        </w:rPr>
+        <w:t>{{CPF}}</w:t>
+      </w:r>
+      <w:r>
+        <w:rPr>
+          <w:bCs/>
+          <w:color w:val="222222"/>
+          <w:sz w:val="20"/>
+          <w:szCs w:val="20"/>
+        </w:rPr>
+        <w:t xml:space="preserve">, residente e domiciliado(a) na </w:t>
+      </w:r>
+      <w:r>
+        <w:rPr>
+          <w:bCs/>
+          <w:color w:val="FF0000"/>
+          <w:sz w:val="20"/>
+          <w:szCs w:val="20"/>
+        </w:rPr>
+        <w:t>{{rua}}</w:t>
       </w:r>
       <w:r>
         <w:rPr>
@@ -159,9 +201,16 @@
           <w:sz w:val="20"/>
           <w:szCs w:val="20"/>
         </w:rPr>
-        <w:t>{{</w:t>
-      </w:r>
-      <w:proofErr w:type="spellStart"/>
+        <w:t>{{numero}}</w:t>
+      </w:r>
+      <w:r>
+        <w:rPr>
+          <w:bCs/>
+          <w:sz w:val="20"/>
+          <w:szCs w:val="20"/>
+        </w:rPr>
+        <w:t xml:space="preserve">, </w:t>
+      </w:r>
       <w:r>
         <w:rPr>
           <w:bCs/>
@@ -169,10 +218,24 @@
           <w:sz w:val="20"/>
           <w:szCs w:val="20"/>
         </w:rPr>
-        <w:t>estado_civil</w:t>
-      </w:r>
-      <w:proofErr w:type="spellEnd"/>
-      <w:proofErr w:type="gramStart"/>
+        <w:t>{{complemento1}}</w:t>
+      </w:r>
+      <w:r>
+        <w:rPr>
+          <w:bCs/>
+          <w:sz w:val="20"/>
+          <w:szCs w:val="20"/>
+        </w:rPr>
+        <w:t xml:space="preserve">, </w:t>
+      </w:r>
+      <w:r>
+        <w:rPr>
+          <w:bCs/>
+          <w:sz w:val="20"/>
+          <w:szCs w:val="20"/>
+        </w:rPr>
+        <w:t xml:space="preserve">bairro </w:t>
+      </w:r>
       <w:r>
         <w:rPr>
           <w:bCs/>
@@ -180,33 +243,15 @@
           <w:sz w:val="20"/>
           <w:szCs w:val="20"/>
         </w:rPr>
-        <w:t>}}</w:t>
-      </w:r>
-      <w:r>
-        <w:rPr>
-          <w:bCs/>
-          <w:sz w:val="20"/>
-          <w:szCs w:val="20"/>
-        </w:rPr>
-        <w:t>(</w:t>
-      </w:r>
-      <w:proofErr w:type="gramEnd"/>
-      <w:r>
-        <w:rPr>
-          <w:bCs/>
-          <w:sz w:val="20"/>
-          <w:szCs w:val="20"/>
-        </w:rPr>
-        <w:t>a)</w:t>
-      </w:r>
-      <w:r>
-        <w:rPr>
-          <w:bCs/>
-          <w:color w:val="222222"/>
-          <w:sz w:val="20"/>
-          <w:szCs w:val="20"/>
-        </w:rPr>
-        <w:t xml:space="preserve">, portador(a) do CPF nº </w:t>
+        <w:t>{{bairro}}</w:t>
+      </w:r>
+      <w:r>
+        <w:rPr>
+          <w:bCs/>
+          <w:sz w:val="20"/>
+          <w:szCs w:val="20"/>
+        </w:rPr>
+        <w:t xml:space="preserve">, na cidade </w:t>
       </w:r>
       <w:r>
         <w:rPr>
@@ -215,16 +260,15 @@
           <w:sz w:val="20"/>
           <w:szCs w:val="20"/>
         </w:rPr>
-        <w:t>{{CPF}}</w:t>
-      </w:r>
-      <w:r>
-        <w:rPr>
-          <w:bCs/>
-          <w:color w:val="222222"/>
-          <w:sz w:val="20"/>
-          <w:szCs w:val="20"/>
-        </w:rPr>
-        <w:t xml:space="preserve">, residente e domiciliado(a) na </w:t>
+        <w:t>{{cidade}}</w:t>
+      </w:r>
+      <w:r>
+        <w:rPr>
+          <w:bCs/>
+          <w:sz w:val="20"/>
+          <w:szCs w:val="20"/>
+        </w:rPr>
+        <w:t>/</w:t>
       </w:r>
       <w:r>
         <w:rPr>
@@ -233,7 +277,24 @@
           <w:sz w:val="20"/>
           <w:szCs w:val="20"/>
         </w:rPr>
-        <w:t>{{rua}}</w:t>
+        <w:t>{{estado}}</w:t>
+      </w:r>
+      <w:r>
+        <w:rPr>
+          <w:bCs/>
+          <w:sz w:val="20"/>
+          <w:szCs w:val="20"/>
+        </w:rPr>
+        <w:t xml:space="preserve">, CEP </w:t>
+      </w:r>
+      <w:r>
+        <w:rPr>
+          <w:bCs/>
+          <w:color w:val="FF0000"/>
+          <w:sz w:val="20"/>
+          <w:szCs w:val="20"/>
+        </w:rPr>
+        <w:t>{{CEP}}</w:t>
       </w:r>
       <w:r>
         <w:rPr>
@@ -250,168 +311,7 @@
           <w:sz w:val="20"/>
           <w:szCs w:val="20"/>
         </w:rPr>
-        <w:t>{{</w:t>
-      </w:r>
-      <w:proofErr w:type="gramStart"/>
-      <w:r>
-        <w:rPr>
-          <w:bCs/>
-          <w:color w:val="FF0000"/>
-          <w:sz w:val="20"/>
-          <w:szCs w:val="20"/>
-        </w:rPr>
-        <w:t>numero</w:t>
-      </w:r>
-      <w:proofErr w:type="gramEnd"/>
-      <w:r>
-        <w:rPr>
-          <w:bCs/>
-          <w:color w:val="FF0000"/>
-          <w:sz w:val="20"/>
-          <w:szCs w:val="20"/>
-        </w:rPr>
-        <w:t>}}</w:t>
-      </w:r>
-      <w:r>
-        <w:rPr>
-          <w:bCs/>
-          <w:sz w:val="20"/>
-          <w:szCs w:val="20"/>
-        </w:rPr>
-        <w:t xml:space="preserve">, </w:t>
-      </w:r>
-      <w:r>
-        <w:rPr>
-          <w:bCs/>
-          <w:color w:val="FF0000"/>
-          <w:sz w:val="20"/>
-          <w:szCs w:val="20"/>
-        </w:rPr>
-        <w:t>{{complemento1}}</w:t>
-      </w:r>
-      <w:r>
-        <w:rPr>
-          <w:bCs/>
-          <w:sz w:val="20"/>
-          <w:szCs w:val="20"/>
-        </w:rPr>
-        <w:t xml:space="preserve">, </w:t>
-      </w:r>
-      <w:r>
-        <w:rPr>
-          <w:bCs/>
-          <w:sz w:val="20"/>
-          <w:szCs w:val="20"/>
-        </w:rPr>
-        <w:t xml:space="preserve">bairro </w:t>
-      </w:r>
-      <w:r>
-        <w:rPr>
-          <w:bCs/>
-          <w:color w:val="FF0000"/>
-          <w:sz w:val="20"/>
-          <w:szCs w:val="20"/>
-        </w:rPr>
-        <w:t>{{bairro}}</w:t>
-      </w:r>
-      <w:r>
-        <w:rPr>
-          <w:bCs/>
-          <w:sz w:val="20"/>
-          <w:szCs w:val="20"/>
-        </w:rPr>
-        <w:t xml:space="preserve">, na cidade </w:t>
-      </w:r>
-      <w:r>
-        <w:rPr>
-          <w:bCs/>
-          <w:color w:val="FF0000"/>
-          <w:sz w:val="20"/>
-          <w:szCs w:val="20"/>
-        </w:rPr>
-        <w:t>{{cidade</w:t>
-      </w:r>
-      <w:proofErr w:type="gramStart"/>
-      <w:r>
-        <w:rPr>
-          <w:bCs/>
-          <w:color w:val="FF0000"/>
-          <w:sz w:val="20"/>
-          <w:szCs w:val="20"/>
-        </w:rPr>
-        <w:t>}}</w:t>
-      </w:r>
-      <w:r>
-        <w:rPr>
-          <w:bCs/>
-          <w:sz w:val="20"/>
-          <w:szCs w:val="20"/>
-        </w:rPr>
-        <w:t>/</w:t>
-      </w:r>
-      <w:proofErr w:type="gramEnd"/>
-      <w:r>
-        <w:rPr>
-          <w:bCs/>
-          <w:color w:val="FF0000"/>
-          <w:sz w:val="20"/>
-          <w:szCs w:val="20"/>
-        </w:rPr>
-        <w:t>{{estado}}</w:t>
-      </w:r>
-      <w:r>
-        <w:rPr>
-          <w:bCs/>
-          <w:sz w:val="20"/>
-          <w:szCs w:val="20"/>
-        </w:rPr>
-        <w:t xml:space="preserve">, CEP </w:t>
-      </w:r>
-      <w:r>
-        <w:rPr>
-          <w:bCs/>
-          <w:color w:val="FF0000"/>
-          <w:sz w:val="20"/>
-          <w:szCs w:val="20"/>
-        </w:rPr>
-        <w:t>{{CEP}}</w:t>
-      </w:r>
-      <w:r>
-        <w:rPr>
-          <w:bCs/>
-          <w:sz w:val="20"/>
-          <w:szCs w:val="20"/>
-        </w:rPr>
-        <w:t xml:space="preserve">, </w:t>
-      </w:r>
-      <w:r>
-        <w:rPr>
-          <w:bCs/>
-          <w:color w:val="FF0000"/>
-          <w:sz w:val="20"/>
-          <w:szCs w:val="20"/>
-        </w:rPr>
-        <w:t>{{</w:t>
-      </w:r>
-      <w:proofErr w:type="spellStart"/>
-      <w:r>
-        <w:rPr>
-          <w:bCs/>
-          <w:color w:val="FF0000"/>
-          <w:sz w:val="20"/>
-          <w:szCs w:val="20"/>
-        </w:rPr>
-        <w:t>email</w:t>
-      </w:r>
-      <w:proofErr w:type="spellEnd"/>
-      <w:r>
-        <w:rPr>
-          <w:bCs/>
-          <w:color w:val="FF0000"/>
-          <w:sz w:val="20"/>
-          <w:szCs w:val="20"/>
-        </w:rPr>
-        <w:t>}}</w:t>
+        <w:t>{{email}}</w:t>
       </w:r>
       <w:r>
         <w:rPr>
@@ -520,7 +420,23 @@
           <w:sz w:val="20"/>
           <w:szCs w:val="20"/>
         </w:rPr>
-        <w:t>, sociedade de advogados inscrita sob o CNPJ n° 55.164.457/0001-23, localizada à Rua José Martins de Barros, n.º 636, Bairro Santa Cruz, na cidade de Batatais/SP, CEP 14.305-026 e com endereço eletrônico guilhermeesmoraesadv@gmail.com.</w:t>
+        <w:t xml:space="preserve">, sociedade de advogados inscrita sob o CNPJ n° 55.164.457/0001-23, localizada à Rua José Martins de Barros, n.º 636, Bairro Santa Cruz, na cidade de Batatais/SP, CEP 14.305-026 e com endereço eletrônico </w:t>
+      </w:r>
+      <w:r>
+        <w:rPr>
+          <w:color w:val="222222"/>
+          <w:sz w:val="20"/>
+          <w:szCs w:val="20"/>
+        </w:rPr>
+        <w:t>girardimoraesadvogados@gmail.com</w:t>
+      </w:r>
+      <w:r>
+        <w:rPr>
+          <w:color w:val="222222"/>
+          <w:sz w:val="20"/>
+          <w:szCs w:val="20"/>
+        </w:rPr>
+        <w:t>.</w:t>
       </w:r>
     </w:p>
     <w:p>
@@ -987,27 +903,7 @@
           <w:sz w:val="20"/>
           <w:szCs w:val="20"/>
         </w:rPr>
-        <w:t>{{</w:t>
-      </w:r>
-      <w:proofErr w:type="spellStart"/>
-      <w:r>
-        <w:rPr>
-          <w:b/>
-          <w:color w:val="FF0000"/>
-          <w:sz w:val="20"/>
-          <w:szCs w:val="20"/>
-        </w:rPr>
-        <w:t>data_extenso</w:t>
-      </w:r>
-      <w:proofErr w:type="spellEnd"/>
-      <w:r>
-        <w:rPr>
-          <w:b/>
-          <w:color w:val="FF0000"/>
-          <w:sz w:val="20"/>
-          <w:szCs w:val="20"/>
-        </w:rPr>
-        <w:t>}}</w:t>
+        <w:t>{{data_extenso}}</w:t>
       </w:r>
     </w:p>
     <w:p>
